--- a/Spreadsheet Final DOC.docx
+++ b/Spreadsheet Final DOC.docx
@@ -152,6 +152,7 @@
             <w:pPr>
               <w:pStyle w:val="Normal"/>
               <w:widowControl/>
+              <w:suppressAutoHyphens w:val="true"/>
               <w:spacing w:before="200" w:after="120"/>
               <w:jc w:val="start"/>
               <w:rPr>
@@ -187,6 +188,7 @@
             <w:pPr>
               <w:pStyle w:val="Normal"/>
               <w:widowControl/>
+              <w:suppressAutoHyphens w:val="true"/>
               <w:spacing w:before="200" w:after="120"/>
               <w:jc w:val="start"/>
               <w:rPr>
@@ -221,6 +223,7 @@
             <w:pPr>
               <w:pStyle w:val="Normal"/>
               <w:widowControl/>
+              <w:suppressAutoHyphens w:val="true"/>
               <w:spacing w:before="200" w:after="120"/>
               <w:jc w:val="start"/>
               <w:rPr>
@@ -256,6 +259,7 @@
             <w:pPr>
               <w:pStyle w:val="Normal"/>
               <w:widowControl/>
+              <w:suppressAutoHyphens w:val="true"/>
               <w:spacing w:before="200" w:after="120"/>
               <w:jc w:val="start"/>
               <w:rPr>
@@ -272,17 +276,7 @@
                 <w:szCs w:val="28"/>
                 <w:lang w:val="en-IN" w:eastAsia="en-IN" w:bidi="ar-SA"/>
               </w:rPr>
-              <w:t>SWTID-2026-</w:t>
-            </w:r>
-            <w:r>
-              <w:rPr>
-                <w:rFonts w:cs="Times New Roman" w:ascii="Times New Roman" w:hAnsi="Times New Roman"/>
-                <w:kern w:val="0"/>
-                <w:sz w:val="28"/>
-                <w:szCs w:val="28"/>
-                <w:lang w:val="en-IN" w:eastAsia="en-IN" w:bidi="ar-SA"/>
-              </w:rPr>
-              <w:t>3444</w:t>
+              <w:t>SWTID-2026-3444</w:t>
             </w:r>
           </w:p>
         </w:tc>
@@ -300,6 +294,7 @@
             <w:pPr>
               <w:pStyle w:val="Normal"/>
               <w:widowControl/>
+              <w:suppressAutoHyphens w:val="true"/>
               <w:spacing w:before="200" w:after="120"/>
               <w:jc w:val="start"/>
               <w:rPr>
@@ -335,6 +330,7 @@
             <w:pPr>
               <w:pStyle w:val="Normal"/>
               <w:widowControl/>
+              <w:suppressAutoHyphens w:val="true"/>
               <w:spacing w:before="200" w:after="120"/>
               <w:jc w:val="start"/>
               <w:rPr>
@@ -369,6 +365,7 @@
             <w:pPr>
               <w:pStyle w:val="Normal"/>
               <w:widowControl/>
+              <w:suppressAutoHyphens w:val="true"/>
               <w:spacing w:before="200" w:after="120"/>
               <w:jc w:val="start"/>
               <w:rPr>
@@ -404,6 +401,7 @@
             <w:pPr>
               <w:pStyle w:val="Normal"/>
               <w:widowControl/>
+              <w:suppressAutoHyphens w:val="true"/>
               <w:spacing w:before="200" w:after="120"/>
               <w:jc w:val="start"/>
               <w:rPr>
@@ -505,15 +503,7 @@
           <w:b/>
           <w:bCs/>
         </w:rPr>
-        <w:t xml:space="preserve"> </w:t>
-      </w:r>
-      <w:r>
-        <w:rPr>
-          <w:rFonts w:cs="Times New Roman" w:ascii="Times New Roman" w:hAnsi="Times New Roman"/>
-          <w:b/>
-          <w:bCs/>
-        </w:rPr>
-        <w:t xml:space="preserve">Sumitkumr K - 24CS3248 </w:t>
+        <w:t xml:space="preserve"> Sumitkumr K - 24CS3248 </w:t>
       </w:r>
     </w:p>
     <w:p>
@@ -608,11 +598,7 @@
       </w:r>
       <w:r>
         <w:rPr/>
-        <w:t xml:space="preserve"> </w:t>
-      </w:r>
-      <w:r>
-        <w:rPr/>
-        <w:t xml:space="preserve">Manikandan N    </w:t>
+        <w:t xml:space="preserve"> Manikandan N    </w:t>
       </w:r>
       <w:r>
         <w:rPr>
@@ -620,15 +606,7 @@
           <w:b/>
           <w:bCs/>
         </w:rPr>
-        <w:t>– 24CS32</w:t>
-      </w:r>
-      <w:r>
-        <w:rPr>
-          <w:rFonts w:cs="Times New Roman" w:ascii="Times New Roman" w:hAnsi="Times New Roman"/>
-          <w:b/>
-          <w:bCs/>
-        </w:rPr>
-        <w:t>22</w:t>
+        <w:t>– 24CS3222</w:t>
       </w:r>
     </w:p>
     <w:p>
@@ -650,31 +628,7 @@
         <w:tab/>
         <w:tab/>
         <w:tab/>
-        <w:t xml:space="preserve">2, </w:t>
-      </w:r>
-      <w:r>
-        <w:rPr>
-          <w:rFonts w:cs="Times New Roman" w:ascii="Times New Roman" w:hAnsi="Times New Roman"/>
-          <w:b/>
-          <w:bCs/>
-        </w:rPr>
-        <w:t>Naveenraj K</w:t>
-      </w:r>
-      <w:r>
-        <w:rPr>
-          <w:rFonts w:cs="Times New Roman" w:ascii="Times New Roman" w:hAnsi="Times New Roman"/>
-          <w:b/>
-          <w:bCs/>
-        </w:rPr>
-        <w:t xml:space="preserve">         - 24CS32</w:t>
-      </w:r>
-      <w:r>
-        <w:rPr>
-          <w:rFonts w:cs="Times New Roman" w:ascii="Times New Roman" w:hAnsi="Times New Roman"/>
-          <w:b/>
-          <w:bCs/>
-        </w:rPr>
-        <w:t>32</w:t>
+        <w:t>2, Naveenraj K         - 24CS3232</w:t>
       </w:r>
     </w:p>
     <w:p>
@@ -696,77 +650,7 @@
         <w:tab/>
         <w:tab/>
         <w:tab/>
-        <w:t xml:space="preserve">3 . </w:t>
-      </w:r>
-      <w:r>
-        <w:rPr>
-          <w:rFonts w:cs="Times New Roman" w:ascii="Times New Roman" w:hAnsi="Times New Roman"/>
-          <w:b/>
-          <w:bCs/>
-        </w:rPr>
-        <w:t>Ramana P</w:t>
-      </w:r>
-      <w:r>
-        <w:rPr>
-          <w:rFonts w:cs="Times New Roman" w:ascii="Times New Roman" w:hAnsi="Times New Roman"/>
-          <w:b/>
-          <w:bCs/>
-        </w:rPr>
-        <w:t xml:space="preserve">            – 24CS32</w:t>
-      </w:r>
-      <w:r>
-        <w:rPr>
-          <w:rFonts w:cs="Times New Roman" w:ascii="Times New Roman" w:hAnsi="Times New Roman"/>
-          <w:b/>
-          <w:bCs/>
-        </w:rPr>
-        <w:t>38</w:t>
-      </w:r>
-    </w:p>
-    <w:p>
-      <w:pPr>
-        <w:pStyle w:val="Normal"/>
-        <w:spacing w:before="200" w:after="120"/>
-        <w:rPr>
-          <w:rFonts w:ascii="Times New Roman" w:hAnsi="Times New Roman" w:cs="Times New Roman"/>
-          <w:b/>
-          <w:bCs/>
-        </w:rPr>
-      </w:pPr>
-      <w:r>
-        <w:rPr>
-          <w:rFonts w:cs="Times New Roman" w:ascii="Times New Roman" w:hAnsi="Times New Roman"/>
-          <w:b/>
-          <w:bCs/>
-        </w:rPr>
-        <w:tab/>
-        <w:tab/>
-        <w:tab/>
-        <w:t xml:space="preserve">4 . </w:t>
-      </w:r>
-      <w:r>
-        <w:rPr>
-          <w:rFonts w:cs="Times New Roman" w:ascii="Times New Roman" w:hAnsi="Times New Roman"/>
-          <w:b/>
-          <w:bCs/>
-        </w:rPr>
-        <w:t xml:space="preserve">Veeramani V       </w:t>
-      </w:r>
-      <w:r>
-        <w:rPr>
-          <w:rFonts w:cs="Times New Roman" w:ascii="Times New Roman" w:hAnsi="Times New Roman"/>
-          <w:b/>
-          <w:bCs/>
-        </w:rPr>
-        <w:t>– 24CS32</w:t>
-      </w:r>
-      <w:r>
-        <w:rPr>
-          <w:rFonts w:cs="Times New Roman" w:ascii="Times New Roman" w:hAnsi="Times New Roman"/>
-          <w:b/>
-          <w:bCs/>
-        </w:rPr>
-        <w:t>52</w:t>
+        <w:t>3 . Ramana P            – 24CS3238</w:t>
       </w:r>
     </w:p>
     <w:p>
@@ -778,8 +662,35 @@
           <w:pgNumType w:fmt="decimal"/>
           <w:formProt w:val="false"/>
           <w:textDirection w:val="lrTb"/>
+          <w:docGrid w:type="default" w:linePitch="100" w:charSpace="0"/>
         </w:sectPr>
+        <w:pStyle w:val="Normal"/>
+        <w:spacing w:before="200" w:after="0"/>
+        <w:rPr>
+          <w:rFonts w:ascii="Times New Roman" w:hAnsi="Times New Roman" w:cs="Times New Roman"/>
+          <w:b/>
+          <w:bCs/>
+        </w:rPr>
       </w:pPr>
+      <w:r>
+        <w:rPr>
+          <w:rFonts w:cs="Times New Roman" w:ascii="Times New Roman" w:hAnsi="Times New Roman"/>
+          <w:b/>
+          <w:bCs/>
+        </w:rPr>
+        <w:tab/>
+        <w:tab/>
+        <w:tab/>
+        <w:t>4 . Veeramani V       – 24CS325</w:t>
+      </w:r>
+      <w:r>
+        <w:rPr>
+          <w:rFonts w:cs="Times New Roman" w:ascii="Times New Roman" w:hAnsi="Times New Roman"/>
+          <w:b/>
+          <w:bCs/>
+        </w:rPr>
+        <w:t>1</w:t>
+      </w:r>
       <w:r>
         <w:br w:type="page"/>
       </w:r>
@@ -4301,28 +4212,28 @@
                           <a:avLst/>
                           <a:gdLst>
                             <a:gd name="textAreaLeft" fmla="*/ 0 w 3736080"/>
-                            <a:gd name="textAreaRight" fmla="*/ 3736440 w 3736080"/>
+                            <a:gd name="textAreaRight" fmla="*/ 3736800 w 3736080"/>
                             <a:gd name="textAreaTop" fmla="*/ 0 h 9720"/>
-                            <a:gd name="textAreaBottom" fmla="*/ 10080 h 9720"/>
-                            <a:gd name="GluePoint1X" fmla="*/ ?0  w 10378"/>
+                            <a:gd name="textAreaBottom" fmla="*/ 10440 h 9720"/>
+                            <a:gd name="GluePoint1X" fmla="*/  w 10378"/>
                             <a:gd name="GluePoint1Y" fmla="*/ 145 h 27"/>
-                            <a:gd name="GluePoint2X" fmla="*/ ?4  w 10378"/>
+                            <a:gd name="GluePoint2X" fmla="*/  w 10378"/>
                             <a:gd name="GluePoint2Y" fmla="*/ 145 h 27"/>
-                            <a:gd name="GluePoint3X" fmla="*/ ?8  w 10378"/>
+                            <a:gd name="GluePoint3X" fmla="*/  w 10378"/>
                             <a:gd name="GluePoint3Y" fmla="*/ 151 h 27"/>
-                            <a:gd name="GluePoint4X" fmla="*/ ?12  w 10378"/>
+                            <a:gd name="GluePoint4X" fmla="*/  w 10378"/>
                             <a:gd name="GluePoint4Y" fmla="*/ 159 h 27"/>
-                            <a:gd name="GluePoint5X" fmla="*/ ?16  w 10378"/>
+                            <a:gd name="GluePoint5X" fmla="*/  w 10378"/>
                             <a:gd name="GluePoint5Y" fmla="*/ 166 h 27"/>
-                            <a:gd name="GluePoint6X" fmla="*/ ?20  w 10378"/>
+                            <a:gd name="GluePoint6X" fmla="*/  w 10378"/>
                             <a:gd name="GluePoint6Y" fmla="*/ 172 h 27"/>
-                            <a:gd name="GluePoint7X" fmla="*/ ?24  w 10378"/>
+                            <a:gd name="GluePoint7X" fmla="*/  w 10378"/>
                             <a:gd name="GluePoint7Y" fmla="*/ 172 h 27"/>
-                            <a:gd name="GluePoint8X" fmla="*/ ?28  w 10378"/>
+                            <a:gd name="GluePoint8X" fmla="*/  w 10378"/>
                             <a:gd name="GluePoint8Y" fmla="*/ 166 h 27"/>
-                            <a:gd name="GluePoint9X" fmla="*/ ?32  w 10378"/>
+                            <a:gd name="GluePoint9X" fmla="*/  w 10378"/>
                             <a:gd name="GluePoint9Y" fmla="*/ 151 h 27"/>
-                            <a:gd name="GluePoint10X" fmla="*/ ?36  w 10378"/>
+                            <a:gd name="GluePoint10X" fmla="*/  w 10378"/>
                             <a:gd name="GluePoint10Y" fmla="*/ 145 h 27"/>
                           </a:gdLst>
                           <a:ahLst/>
@@ -4465,8 +4376,8 @@
         <w:tblLook w:firstRow="1" w:noVBand="0" w:lastRow="1" w:firstColumn="1" w:lastColumn="1" w:noHBand="0" w:val="01e0"/>
       </w:tblPr>
       <w:tblGrid>
-        <w:gridCol w:w="2970"/>
-        <w:gridCol w:w="3861"/>
+        <w:gridCol w:w="2969"/>
+        <w:gridCol w:w="3862"/>
         <w:gridCol w:w="3546"/>
       </w:tblGrid>
       <w:tr>
@@ -4475,7 +4386,7 @@
         </w:trPr>
         <w:tc>
           <w:tcPr>
-            <w:tcW w:w="2970" w:type="dxa"/>
+            <w:tcW w:w="2969" w:type="dxa"/>
             <w:tcBorders>
               <w:bottom w:val="single" w:sz="6" w:space="0" w:color="000000"/>
             </w:tcBorders>
@@ -4506,7 +4417,7 @@
         </w:tc>
         <w:tc>
           <w:tcPr>
-            <w:tcW w:w="3861" w:type="dxa"/>
+            <w:tcW w:w="3862" w:type="dxa"/>
             <w:tcBorders>
               <w:bottom w:val="single" w:sz="6" w:space="0" w:color="000000"/>
             </w:tcBorders>
@@ -4593,7 +4504,7 @@
         </w:trPr>
         <w:tc>
           <w:tcPr>
-            <w:tcW w:w="2970" w:type="dxa"/>
+            <w:tcW w:w="2969" w:type="dxa"/>
             <w:tcBorders>
               <w:top w:val="single" w:sz="6" w:space="0" w:color="000000"/>
               <w:bottom w:val="single" w:sz="6" w:space="0" w:color="000000"/>
@@ -4671,7 +4582,7 @@
         </w:tc>
         <w:tc>
           <w:tcPr>
-            <w:tcW w:w="3861" w:type="dxa"/>
+            <w:tcW w:w="3862" w:type="dxa"/>
             <w:tcBorders>
               <w:top w:val="single" w:sz="6" w:space="0" w:color="000000"/>
               <w:bottom w:val="single" w:sz="6" w:space="0" w:color="000000"/>
@@ -4896,7 +4807,7 @@
         </w:trPr>
         <w:tc>
           <w:tcPr>
-            <w:tcW w:w="2970" w:type="dxa"/>
+            <w:tcW w:w="2969" w:type="dxa"/>
             <w:tcBorders>
               <w:top w:val="single" w:sz="6" w:space="0" w:color="000000"/>
               <w:bottom w:val="single" w:sz="6" w:space="0" w:color="000000"/>
@@ -4955,7 +4866,7 @@
         </w:tc>
         <w:tc>
           <w:tcPr>
-            <w:tcW w:w="3861" w:type="dxa"/>
+            <w:tcW w:w="3862" w:type="dxa"/>
             <w:tcBorders>
               <w:top w:val="single" w:sz="6" w:space="0" w:color="000000"/>
               <w:bottom w:val="single" w:sz="6" w:space="0" w:color="000000"/>
@@ -5199,7 +5110,7 @@
         </w:trPr>
         <w:tc>
           <w:tcPr>
-            <w:tcW w:w="2970" w:type="dxa"/>
+            <w:tcW w:w="2969" w:type="dxa"/>
             <w:tcBorders>
               <w:top w:val="single" w:sz="6" w:space="0" w:color="000000"/>
               <w:bottom w:val="single" w:sz="6" w:space="0" w:color="000000"/>
@@ -5266,7 +5177,7 @@
         </w:tc>
         <w:tc>
           <w:tcPr>
-            <w:tcW w:w="3861" w:type="dxa"/>
+            <w:tcW w:w="3862" w:type="dxa"/>
             <w:tcBorders>
               <w:top w:val="single" w:sz="6" w:space="0" w:color="000000"/>
               <w:bottom w:val="single" w:sz="6" w:space="0" w:color="000000"/>
@@ -5451,7 +5362,7 @@
         </w:trPr>
         <w:tc>
           <w:tcPr>
-            <w:tcW w:w="2970" w:type="dxa"/>
+            <w:tcW w:w="2969" w:type="dxa"/>
             <w:tcBorders>
               <w:top w:val="single" w:sz="6" w:space="0" w:color="000000"/>
               <w:bottom w:val="single" w:sz="6" w:space="0" w:color="000000"/>
@@ -5521,7 +5432,7 @@
         </w:tc>
         <w:tc>
           <w:tcPr>
-            <w:tcW w:w="3861" w:type="dxa"/>
+            <w:tcW w:w="3862" w:type="dxa"/>
             <w:tcBorders>
               <w:top w:val="single" w:sz="6" w:space="0" w:color="000000"/>
               <w:bottom w:val="single" w:sz="6" w:space="0" w:color="000000"/>
@@ -5732,7 +5643,7 @@
         </w:trPr>
         <w:tc>
           <w:tcPr>
-            <w:tcW w:w="2970" w:type="dxa"/>
+            <w:tcW w:w="2969" w:type="dxa"/>
             <w:tcBorders>
               <w:top w:val="single" w:sz="6" w:space="0" w:color="000000"/>
             </w:tcBorders>
@@ -5772,7 +5683,7 @@
         </w:tc>
         <w:tc>
           <w:tcPr>
-            <w:tcW w:w="3861" w:type="dxa"/>
+            <w:tcW w:w="3862" w:type="dxa"/>
             <w:tcBorders>
               <w:top w:val="single" w:sz="6" w:space="0" w:color="000000"/>
             </w:tcBorders>
@@ -8912,8 +8823,8 @@
         <w:tblLook w:firstRow="1" w:noVBand="0" w:lastRow="1" w:firstColumn="1" w:lastColumn="1" w:noHBand="0" w:val="01e0"/>
       </w:tblPr>
       <w:tblGrid>
-        <w:gridCol w:w="1893"/>
-        <w:gridCol w:w="8043"/>
+        <w:gridCol w:w="1892"/>
+        <w:gridCol w:w="8044"/>
       </w:tblGrid>
       <w:tr>
         <w:trPr>
@@ -8921,7 +8832,7 @@
         </w:trPr>
         <w:tc>
           <w:tcPr>
-            <w:tcW w:w="1893" w:type="dxa"/>
+            <w:tcW w:w="1892" w:type="dxa"/>
             <w:tcBorders/>
             <w:shd w:color="auto" w:fill="F8F8FF" w:val="clear"/>
           </w:tcPr>
@@ -8950,7 +8861,7 @@
         </w:tc>
         <w:tc>
           <w:tcPr>
-            <w:tcW w:w="8043" w:type="dxa"/>
+            <w:tcW w:w="8044" w:type="dxa"/>
             <w:tcBorders/>
             <w:shd w:color="auto" w:fill="F8F8FF" w:val="clear"/>
           </w:tcPr>
@@ -8984,7 +8895,7 @@
         </w:trPr>
         <w:tc>
           <w:tcPr>
-            <w:tcW w:w="1893" w:type="dxa"/>
+            <w:tcW w:w="1892" w:type="dxa"/>
             <w:tcBorders/>
             <w:shd w:color="auto" w:fill="F8F8FF" w:val="clear"/>
           </w:tcPr>
@@ -9027,7 +8938,7 @@
         </w:tc>
         <w:tc>
           <w:tcPr>
-            <w:tcW w:w="8043" w:type="dxa"/>
+            <w:tcW w:w="8044" w:type="dxa"/>
             <w:tcBorders/>
             <w:shd w:color="auto" w:fill="F8F8FF" w:val="clear"/>
           </w:tcPr>
@@ -9211,7 +9122,7 @@
         </w:trPr>
         <w:tc>
           <w:tcPr>
-            <w:tcW w:w="1893" w:type="dxa"/>
+            <w:tcW w:w="1892" w:type="dxa"/>
             <w:tcBorders/>
             <w:shd w:color="auto" w:fill="F8F8FF" w:val="clear"/>
           </w:tcPr>
@@ -9254,7 +9165,7 @@
         </w:tc>
         <w:tc>
           <w:tcPr>
-            <w:tcW w:w="8043" w:type="dxa"/>
+            <w:tcW w:w="8044" w:type="dxa"/>
             <w:tcBorders/>
             <w:shd w:color="auto" w:fill="F8F8FF" w:val="clear"/>
           </w:tcPr>
@@ -9421,7 +9332,7 @@
         </w:trPr>
         <w:tc>
           <w:tcPr>
-            <w:tcW w:w="1893" w:type="dxa"/>
+            <w:tcW w:w="1892" w:type="dxa"/>
             <w:tcBorders/>
             <w:shd w:color="auto" w:fill="F8F8FF" w:val="clear"/>
           </w:tcPr>
@@ -9466,7 +9377,7 @@
         </w:tc>
         <w:tc>
           <w:tcPr>
-            <w:tcW w:w="8043" w:type="dxa"/>
+            <w:tcW w:w="8044" w:type="dxa"/>
             <w:tcBorders/>
             <w:shd w:color="auto" w:fill="F8F8FF" w:val="clear"/>
           </w:tcPr>
@@ -9685,7 +9596,7 @@
         </w:trPr>
         <w:tc>
           <w:tcPr>
-            <w:tcW w:w="1893" w:type="dxa"/>
+            <w:tcW w:w="1892" w:type="dxa"/>
             <w:tcBorders/>
             <w:shd w:color="auto" w:fill="F8F8FF" w:val="clear"/>
           </w:tcPr>
@@ -9729,7 +9640,7 @@
         </w:tc>
         <w:tc>
           <w:tcPr>
-            <w:tcW w:w="8043" w:type="dxa"/>
+            <w:tcW w:w="8044" w:type="dxa"/>
             <w:tcBorders/>
             <w:shd w:color="auto" w:fill="F8F8FF" w:val="clear"/>
           </w:tcPr>
@@ -9879,7 +9790,7 @@
         </w:trPr>
         <w:tc>
           <w:tcPr>
-            <w:tcW w:w="1893" w:type="dxa"/>
+            <w:tcW w:w="1892" w:type="dxa"/>
             <w:tcBorders/>
             <w:shd w:color="auto" w:fill="F8F8FF" w:val="clear"/>
           </w:tcPr>
@@ -9937,7 +9848,7 @@
         </w:tc>
         <w:tc>
           <w:tcPr>
-            <w:tcW w:w="8043" w:type="dxa"/>
+            <w:tcW w:w="8044" w:type="dxa"/>
             <w:tcBorders/>
             <w:shd w:color="auto" w:fill="F8F8FF" w:val="clear"/>
           </w:tcPr>
@@ -10075,7 +9986,7 @@
         </w:trPr>
         <w:tc>
           <w:tcPr>
-            <w:tcW w:w="1893" w:type="dxa"/>
+            <w:tcW w:w="1892" w:type="dxa"/>
             <w:tcBorders/>
             <w:shd w:color="auto" w:fill="F8F8FF" w:val="clear"/>
           </w:tcPr>
@@ -10124,7 +10035,7 @@
         </w:tc>
         <w:tc>
           <w:tcPr>
-            <w:tcW w:w="8043" w:type="dxa"/>
+            <w:tcW w:w="8044" w:type="dxa"/>
             <w:tcBorders/>
             <w:shd w:color="auto" w:fill="F8F8FF" w:val="clear"/>
           </w:tcPr>
@@ -10290,8 +10201,8 @@
         <w:tblLook w:firstRow="1" w:noVBand="0" w:lastRow="1" w:firstColumn="1" w:lastColumn="1" w:noHBand="0" w:val="01e0"/>
       </w:tblPr>
       <w:tblGrid>
-        <w:gridCol w:w="3626"/>
-        <w:gridCol w:w="2548"/>
+        <w:gridCol w:w="3625"/>
+        <w:gridCol w:w="2549"/>
         <w:gridCol w:w="4206"/>
       </w:tblGrid>
       <w:tr>
@@ -10300,7 +10211,7 @@
         </w:trPr>
         <w:tc>
           <w:tcPr>
-            <w:tcW w:w="3626" w:type="dxa"/>
+            <w:tcW w:w="3625" w:type="dxa"/>
             <w:tcBorders>
               <w:top w:val="single" w:sz="12" w:space="0" w:color="404154"/>
             </w:tcBorders>
@@ -10322,7 +10233,7 @@
         </w:tc>
         <w:tc>
           <w:tcPr>
-            <w:tcW w:w="2548" w:type="dxa"/>
+            <w:tcW w:w="2549" w:type="dxa"/>
             <w:tcBorders>
               <w:top w:val="single" w:sz="12" w:space="0" w:color="404154"/>
             </w:tcBorders>
@@ -10371,7 +10282,7 @@
         </w:trPr>
         <w:tc>
           <w:tcPr>
-            <w:tcW w:w="3626" w:type="dxa"/>
+            <w:tcW w:w="3625" w:type="dxa"/>
             <w:tcBorders/>
             <w:shd w:color="auto" w:fill="FFFFFF" w:val="clear"/>
           </w:tcPr>
@@ -10420,7 +10331,7 @@
         </w:tc>
         <w:tc>
           <w:tcPr>
-            <w:tcW w:w="2548" w:type="dxa"/>
+            <w:tcW w:w="2549" w:type="dxa"/>
             <w:tcBorders/>
             <w:shd w:color="auto" w:fill="FFFFFF" w:val="clear"/>
           </w:tcPr>
@@ -10530,7 +10441,7 @@
         </w:trPr>
         <w:tc>
           <w:tcPr>
-            <w:tcW w:w="3626" w:type="dxa"/>
+            <w:tcW w:w="3625" w:type="dxa"/>
             <w:tcBorders/>
             <w:shd w:color="auto" w:fill="F5F5F5" w:val="clear"/>
           </w:tcPr>
@@ -10590,7 +10501,7 @@
         </w:tc>
         <w:tc>
           <w:tcPr>
-            <w:tcW w:w="2548" w:type="dxa"/>
+            <w:tcW w:w="2549" w:type="dxa"/>
             <w:tcBorders/>
             <w:shd w:color="auto" w:fill="F5F5F5" w:val="clear"/>
           </w:tcPr>
@@ -10681,7 +10592,7 @@
         </w:trPr>
         <w:tc>
           <w:tcPr>
-            <w:tcW w:w="3626" w:type="dxa"/>
+            <w:tcW w:w="3625" w:type="dxa"/>
             <w:tcBorders/>
             <w:shd w:color="auto" w:fill="FFFFFF" w:val="clear"/>
           </w:tcPr>
@@ -10741,7 +10652,7 @@
         </w:tc>
         <w:tc>
           <w:tcPr>
-            <w:tcW w:w="2548" w:type="dxa"/>
+            <w:tcW w:w="2549" w:type="dxa"/>
             <w:tcBorders/>
             <w:shd w:color="auto" w:fill="FFFFFF" w:val="clear"/>
           </w:tcPr>
@@ -10832,7 +10743,7 @@
         </w:trPr>
         <w:tc>
           <w:tcPr>
-            <w:tcW w:w="3626" w:type="dxa"/>
+            <w:tcW w:w="3625" w:type="dxa"/>
             <w:tcBorders/>
             <w:shd w:color="auto" w:fill="F5F5F5" w:val="clear"/>
           </w:tcPr>
@@ -10875,7 +10786,7 @@
         </w:tc>
         <w:tc>
           <w:tcPr>
-            <w:tcW w:w="2548" w:type="dxa"/>
+            <w:tcW w:w="2549" w:type="dxa"/>
             <w:tcBorders/>
             <w:shd w:color="auto" w:fill="F5F5F5" w:val="clear"/>
           </w:tcPr>
@@ -15263,9 +15174,9 @@
         <w:tblLook w:firstRow="1" w:noVBand="0" w:lastRow="1" w:firstColumn="1" w:lastColumn="1" w:noHBand="0" w:val="01e0"/>
       </w:tblPr>
       <w:tblGrid>
-        <w:gridCol w:w="4065"/>
+        <w:gridCol w:w="4064"/>
         <w:gridCol w:w="2264"/>
-        <w:gridCol w:w="4051"/>
+        <w:gridCol w:w="4052"/>
       </w:tblGrid>
       <w:tr>
         <w:trPr>
@@ -15273,7 +15184,7 @@
         </w:trPr>
         <w:tc>
           <w:tcPr>
-            <w:tcW w:w="4065" w:type="dxa"/>
+            <w:tcW w:w="4064" w:type="dxa"/>
             <w:tcBorders/>
             <w:shd w:color="auto" w:fill="FFFFFF" w:val="clear"/>
           </w:tcPr>
@@ -15331,7 +15242,7 @@
         </w:tc>
         <w:tc>
           <w:tcPr>
-            <w:tcW w:w="4051" w:type="dxa"/>
+            <w:tcW w:w="4052" w:type="dxa"/>
             <w:tcBorders/>
             <w:shd w:color="auto" w:fill="FFFFFF" w:val="clear"/>
           </w:tcPr>
@@ -15365,7 +15276,7 @@
         </w:trPr>
         <w:tc>
           <w:tcPr>
-            <w:tcW w:w="4065" w:type="dxa"/>
+            <w:tcW w:w="4064" w:type="dxa"/>
             <w:tcBorders/>
             <w:shd w:color="auto" w:fill="F5F5F5" w:val="clear"/>
           </w:tcPr>
@@ -15492,7 +15403,7 @@
         </w:tc>
         <w:tc>
           <w:tcPr>
-            <w:tcW w:w="4051" w:type="dxa"/>
+            <w:tcW w:w="4052" w:type="dxa"/>
             <w:tcBorders/>
             <w:shd w:color="auto" w:fill="F5F5F5" w:val="clear"/>
           </w:tcPr>
@@ -15540,7 +15451,7 @@
         </w:trPr>
         <w:tc>
           <w:tcPr>
-            <w:tcW w:w="4065" w:type="dxa"/>
+            <w:tcW w:w="4064" w:type="dxa"/>
             <w:tcBorders/>
             <w:shd w:color="auto" w:fill="FFFFFF" w:val="clear"/>
           </w:tcPr>
@@ -15693,7 +15604,7 @@
         </w:tc>
         <w:tc>
           <w:tcPr>
-            <w:tcW w:w="4051" w:type="dxa"/>
+            <w:tcW w:w="4052" w:type="dxa"/>
             <w:tcBorders/>
             <w:shd w:color="auto" w:fill="FFFFFF" w:val="clear"/>
           </w:tcPr>
@@ -15775,7 +15686,7 @@
         </w:trPr>
         <w:tc>
           <w:tcPr>
-            <w:tcW w:w="4065" w:type="dxa"/>
+            <w:tcW w:w="4064" w:type="dxa"/>
             <w:tcBorders/>
             <w:shd w:color="auto" w:fill="F5F5F5" w:val="clear"/>
           </w:tcPr>
@@ -15911,7 +15822,7 @@
         </w:tc>
         <w:tc>
           <w:tcPr>
-            <w:tcW w:w="4051" w:type="dxa"/>
+            <w:tcW w:w="4052" w:type="dxa"/>
             <w:tcBorders/>
             <w:shd w:color="auto" w:fill="F5F5F5" w:val="clear"/>
           </w:tcPr>
@@ -16067,28 +15978,28 @@
                           <a:avLst/>
                           <a:gdLst>
                             <a:gd name="textAreaLeft" fmla="*/ 0 w 3736080"/>
-                            <a:gd name="textAreaRight" fmla="*/ 3736440 w 3736080"/>
+                            <a:gd name="textAreaRight" fmla="*/ 3736800 w 3736080"/>
                             <a:gd name="textAreaTop" fmla="*/ 0 h 8640"/>
-                            <a:gd name="textAreaBottom" fmla="*/ 9000 h 8640"/>
-                            <a:gd name="GluePoint1X" fmla="*/ ?0  w 10378"/>
+                            <a:gd name="textAreaBottom" fmla="*/ 9360 h 8640"/>
+                            <a:gd name="GluePoint1X" fmla="*/  w 10378"/>
                             <a:gd name="GluePoint1Y" fmla="*/ 327 h 24"/>
-                            <a:gd name="GluePoint2X" fmla="*/ ?4  w 10378"/>
+                            <a:gd name="GluePoint2X" fmla="*/  w 10378"/>
                             <a:gd name="GluePoint2Y" fmla="*/ 327 h 24"/>
-                            <a:gd name="GluePoint3X" fmla="*/ ?8  w 10378"/>
+                            <a:gd name="GluePoint3X" fmla="*/  w 10378"/>
                             <a:gd name="GluePoint3Y" fmla="*/ 333 h 24"/>
-                            <a:gd name="GluePoint4X" fmla="*/ ?12  w 10378"/>
+                            <a:gd name="GluePoint4X" fmla="*/  w 10378"/>
                             <a:gd name="GluePoint4Y" fmla="*/ 339 h 24"/>
-                            <a:gd name="GluePoint5X" fmla="*/ ?16  w 10378"/>
+                            <a:gd name="GluePoint5X" fmla="*/  w 10378"/>
                             <a:gd name="GluePoint5Y" fmla="*/ 346 h 24"/>
-                            <a:gd name="GluePoint6X" fmla="*/ ?20  w 10378"/>
+                            <a:gd name="GluePoint6X" fmla="*/  w 10378"/>
                             <a:gd name="GluePoint6Y" fmla="*/ 351 h 24"/>
-                            <a:gd name="GluePoint7X" fmla="*/ ?24  w 10378"/>
+                            <a:gd name="GluePoint7X" fmla="*/  w 10378"/>
                             <a:gd name="GluePoint7Y" fmla="*/ 351 h 24"/>
-                            <a:gd name="GluePoint8X" fmla="*/ ?28  w 10378"/>
+                            <a:gd name="GluePoint8X" fmla="*/  w 10378"/>
                             <a:gd name="GluePoint8Y" fmla="*/ 346 h 24"/>
-                            <a:gd name="GluePoint9X" fmla="*/ ?32  w 10378"/>
+                            <a:gd name="GluePoint9X" fmla="*/  w 10378"/>
                             <a:gd name="GluePoint9Y" fmla="*/ 333 h 24"/>
-                            <a:gd name="GluePoint10X" fmla="*/ ?36  w 10378"/>
+                            <a:gd name="GluePoint10X" fmla="*/  w 10378"/>
                             <a:gd name="GluePoint10Y" fmla="*/ 327 h 24"/>
                           </a:gdLst>
                           <a:ahLst/>
@@ -17371,8 +17282,8 @@
         <w:tblLook w:firstRow="1" w:noVBand="0" w:lastRow="1" w:firstColumn="1" w:lastColumn="1" w:noHBand="0" w:val="01e0"/>
       </w:tblPr>
       <w:tblGrid>
-        <w:gridCol w:w="3763"/>
-        <w:gridCol w:w="6257"/>
+        <w:gridCol w:w="3762"/>
+        <w:gridCol w:w="6258"/>
       </w:tblGrid>
       <w:tr>
         <w:trPr>
@@ -17380,7 +17291,7 @@
         </w:trPr>
         <w:tc>
           <w:tcPr>
-            <w:tcW w:w="3763" w:type="dxa"/>
+            <w:tcW w:w="3762" w:type="dxa"/>
             <w:tcBorders/>
             <w:shd w:color="auto" w:fill="F8F8FF" w:val="clear"/>
           </w:tcPr>
@@ -17429,7 +17340,7 @@
         </w:tc>
         <w:tc>
           <w:tcPr>
-            <w:tcW w:w="6257" w:type="dxa"/>
+            <w:tcW w:w="6258" w:type="dxa"/>
             <w:tcBorders/>
             <w:shd w:color="auto" w:fill="F8F8FF" w:val="clear"/>
           </w:tcPr>
@@ -17501,7 +17412,7 @@
         </w:trPr>
         <w:tc>
           <w:tcPr>
-            <w:tcW w:w="3763" w:type="dxa"/>
+            <w:tcW w:w="3762" w:type="dxa"/>
             <w:tcBorders/>
             <w:shd w:color="auto" w:fill="F8F8FF" w:val="clear"/>
           </w:tcPr>
@@ -17557,7 +17468,7 @@
         </w:tc>
         <w:tc>
           <w:tcPr>
-            <w:tcW w:w="6257" w:type="dxa"/>
+            <w:tcW w:w="6258" w:type="dxa"/>
             <w:tcBorders/>
             <w:shd w:color="auto" w:fill="F8F8FF" w:val="clear"/>
           </w:tcPr>
@@ -17727,7 +17638,7 @@
         </w:trPr>
         <w:tc>
           <w:tcPr>
-            <w:tcW w:w="3763" w:type="dxa"/>
+            <w:tcW w:w="3762" w:type="dxa"/>
             <w:tcBorders/>
             <w:shd w:color="auto" w:fill="F8F8FF" w:val="clear"/>
           </w:tcPr>
@@ -17800,7 +17711,7 @@
         </w:tc>
         <w:tc>
           <w:tcPr>
-            <w:tcW w:w="6257" w:type="dxa"/>
+            <w:tcW w:w="6258" w:type="dxa"/>
             <w:tcBorders/>
             <w:shd w:color="auto" w:fill="F8F8FF" w:val="clear"/>
           </w:tcPr>
@@ -17877,7 +17788,7 @@
         </w:trPr>
         <w:tc>
           <w:tcPr>
-            <w:tcW w:w="3763" w:type="dxa"/>
+            <w:tcW w:w="3762" w:type="dxa"/>
             <w:tcBorders/>
             <w:shd w:color="auto" w:fill="F8F8FF" w:val="clear"/>
           </w:tcPr>
@@ -17933,7 +17844,7 @@
         </w:tc>
         <w:tc>
           <w:tcPr>
-            <w:tcW w:w="6257" w:type="dxa"/>
+            <w:tcW w:w="6258" w:type="dxa"/>
             <w:tcBorders/>
             <w:shd w:color="auto" w:fill="F8F8FF" w:val="clear"/>
           </w:tcPr>
@@ -18019,7 +17930,7 @@
         </w:trPr>
         <w:tc>
           <w:tcPr>
-            <w:tcW w:w="3763" w:type="dxa"/>
+            <w:tcW w:w="3762" w:type="dxa"/>
             <w:tcBorders/>
             <w:shd w:color="auto" w:fill="F8F8FF" w:val="clear"/>
           </w:tcPr>
@@ -18075,7 +17986,7 @@
         </w:tc>
         <w:tc>
           <w:tcPr>
-            <w:tcW w:w="6257" w:type="dxa"/>
+            <w:tcW w:w="6258" w:type="dxa"/>
             <w:tcBorders/>
             <w:shd w:color="auto" w:fill="F8F8FF" w:val="clear"/>
           </w:tcPr>
@@ -18268,7 +18179,7 @@
         </w:trPr>
         <w:tc>
           <w:tcPr>
-            <w:tcW w:w="3763" w:type="dxa"/>
+            <w:tcW w:w="3762" w:type="dxa"/>
             <w:tcBorders/>
             <w:shd w:color="auto" w:fill="F8F8FF" w:val="clear"/>
           </w:tcPr>
@@ -18322,7 +18233,7 @@
         </w:tc>
         <w:tc>
           <w:tcPr>
-            <w:tcW w:w="6257" w:type="dxa"/>
+            <w:tcW w:w="6258" w:type="dxa"/>
             <w:tcBorders/>
             <w:shd w:color="auto" w:fill="F8F8FF" w:val="clear"/>
           </w:tcPr>
@@ -18483,7 +18394,7 @@
         </w:trPr>
         <w:tc>
           <w:tcPr>
-            <w:tcW w:w="3763" w:type="dxa"/>
+            <w:tcW w:w="3762" w:type="dxa"/>
             <w:tcBorders/>
             <w:shd w:color="auto" w:fill="F8F8FF" w:val="clear"/>
           </w:tcPr>
@@ -18537,7 +18448,7 @@
         </w:tc>
         <w:tc>
           <w:tcPr>
-            <w:tcW w:w="6257" w:type="dxa"/>
+            <w:tcW w:w="6258" w:type="dxa"/>
             <w:tcBorders/>
             <w:shd w:color="auto" w:fill="F8F8FF" w:val="clear"/>
           </w:tcPr>
@@ -20405,28 +20316,28 @@
                           <a:avLst/>
                           <a:gdLst>
                             <a:gd name="textAreaLeft" fmla="*/ 0 w 3736080"/>
-                            <a:gd name="textAreaRight" fmla="*/ 3736440 w 3736080"/>
+                            <a:gd name="textAreaRight" fmla="*/ 3736800 w 3736080"/>
                             <a:gd name="textAreaTop" fmla="*/ 0 h 8640"/>
-                            <a:gd name="textAreaBottom" fmla="*/ 9000 h 8640"/>
-                            <a:gd name="GluePoint1X" fmla="*/ ?0  w 10378"/>
+                            <a:gd name="textAreaBottom" fmla="*/ 9360 h 8640"/>
+                            <a:gd name="GluePoint1X" fmla="*/  w 10378"/>
                             <a:gd name="GluePoint1Y" fmla="*/ 323 h 24"/>
-                            <a:gd name="GluePoint2X" fmla="*/ ?4  w 10378"/>
+                            <a:gd name="GluePoint2X" fmla="*/  w 10378"/>
                             <a:gd name="GluePoint2Y" fmla="*/ 323 h 24"/>
-                            <a:gd name="GluePoint3X" fmla="*/ ?8  w 10378"/>
+                            <a:gd name="GluePoint3X" fmla="*/  w 10378"/>
                             <a:gd name="GluePoint3Y" fmla="*/ 329 h 24"/>
-                            <a:gd name="GluePoint4X" fmla="*/ ?12  w 10378"/>
+                            <a:gd name="GluePoint4X" fmla="*/  w 10378"/>
                             <a:gd name="GluePoint4Y" fmla="*/ 335 h 24"/>
-                            <a:gd name="GluePoint5X" fmla="*/ ?16  w 10378"/>
+                            <a:gd name="GluePoint5X" fmla="*/  w 10378"/>
                             <a:gd name="GluePoint5Y" fmla="*/ 342 h 24"/>
-                            <a:gd name="GluePoint6X" fmla="*/ ?20  w 10378"/>
+                            <a:gd name="GluePoint6X" fmla="*/  w 10378"/>
                             <a:gd name="GluePoint6Y" fmla="*/ 347 h 24"/>
-                            <a:gd name="GluePoint7X" fmla="*/ ?24  w 10378"/>
+                            <a:gd name="GluePoint7X" fmla="*/  w 10378"/>
                             <a:gd name="GluePoint7Y" fmla="*/ 347 h 24"/>
-                            <a:gd name="GluePoint8X" fmla="*/ ?28  w 10378"/>
+                            <a:gd name="GluePoint8X" fmla="*/  w 10378"/>
                             <a:gd name="GluePoint8Y" fmla="*/ 342 h 24"/>
-                            <a:gd name="GluePoint9X" fmla="*/ ?32  w 10378"/>
+                            <a:gd name="GluePoint9X" fmla="*/  w 10378"/>
                             <a:gd name="GluePoint9Y" fmla="*/ 329 h 24"/>
-                            <a:gd name="GluePoint10X" fmla="*/ ?36  w 10378"/>
+                            <a:gd name="GluePoint10X" fmla="*/  w 10378"/>
                             <a:gd name="GluePoint10Y" fmla="*/ 323 h 24"/>
                           </a:gdLst>
                           <a:ahLst/>
@@ -23101,28 +23012,28 @@
                           <a:avLst/>
                           <a:gdLst>
                             <a:gd name="textAreaLeft" fmla="*/ 0 w 3736080"/>
-                            <a:gd name="textAreaRight" fmla="*/ 3736440 w 3736080"/>
+                            <a:gd name="textAreaRight" fmla="*/ 3736800 w 3736080"/>
                             <a:gd name="textAreaTop" fmla="*/ 0 h 8640"/>
-                            <a:gd name="textAreaBottom" fmla="*/ 9000 h 8640"/>
-                            <a:gd name="GluePoint1X" fmla="*/ ?0  w 10378"/>
+                            <a:gd name="textAreaBottom" fmla="*/ 9360 h 8640"/>
+                            <a:gd name="GluePoint1X" fmla="*/  w 10378"/>
                             <a:gd name="GluePoint1Y" fmla="*/ 343 h 24"/>
-                            <a:gd name="GluePoint2X" fmla="*/ ?4  w 10378"/>
+                            <a:gd name="GluePoint2X" fmla="*/  w 10378"/>
                             <a:gd name="GluePoint2Y" fmla="*/ 343 h 24"/>
-                            <a:gd name="GluePoint3X" fmla="*/ ?8  w 10378"/>
+                            <a:gd name="GluePoint3X" fmla="*/  w 10378"/>
                             <a:gd name="GluePoint3Y" fmla="*/ 349 h 24"/>
-                            <a:gd name="GluePoint4X" fmla="*/ ?12  w 10378"/>
+                            <a:gd name="GluePoint4X" fmla="*/  w 10378"/>
                             <a:gd name="GluePoint4Y" fmla="*/ 355 h 24"/>
-                            <a:gd name="GluePoint5X" fmla="*/ ?16  w 10378"/>
+                            <a:gd name="GluePoint5X" fmla="*/  w 10378"/>
                             <a:gd name="GluePoint5Y" fmla="*/ 362 h 24"/>
-                            <a:gd name="GluePoint6X" fmla="*/ ?20  w 10378"/>
+                            <a:gd name="GluePoint6X" fmla="*/  w 10378"/>
                             <a:gd name="GluePoint6Y" fmla="*/ 367 h 24"/>
-                            <a:gd name="GluePoint7X" fmla="*/ ?24  w 10378"/>
+                            <a:gd name="GluePoint7X" fmla="*/  w 10378"/>
                             <a:gd name="GluePoint7Y" fmla="*/ 367 h 24"/>
-                            <a:gd name="GluePoint8X" fmla="*/ ?28  w 10378"/>
+                            <a:gd name="GluePoint8X" fmla="*/  w 10378"/>
                             <a:gd name="GluePoint8Y" fmla="*/ 362 h 24"/>
-                            <a:gd name="GluePoint9X" fmla="*/ ?32  w 10378"/>
+                            <a:gd name="GluePoint9X" fmla="*/  w 10378"/>
                             <a:gd name="GluePoint9Y" fmla="*/ 349 h 24"/>
-                            <a:gd name="GluePoint10X" fmla="*/ ?36  w 10378"/>
+                            <a:gd name="GluePoint10X" fmla="*/  w 10378"/>
                             <a:gd name="GluePoint10Y" fmla="*/ 343 h 24"/>
                           </a:gdLst>
                           <a:ahLst/>
@@ -24913,7 +24824,7 @@
       <w:lvlJc w:val="start"/>
       <w:pPr>
         <w:tabs>
-          <w:tab w:val="num" w:pos="360"/>
+          <w:tab w:val="num" w:pos="0"/>
         </w:tabs>
         <w:ind w:start="0" w:hanging="0"/>
       </w:pPr>
@@ -25194,7 +25105,7 @@
   <w:docDefaults>
     <w:rPrDefault>
       <w:rPr>
-        <w:rFonts w:ascii="Calibri" w:hAnsi="Calibri" w:eastAsia="Calibri" w:cs="Latha" w:asciiTheme="minorHAnsi" w:cstheme="minorBidi" w:eastAsiaTheme="minorHAnsi" w:hAnsiTheme="minorHAnsi"/>
+        <w:rFonts w:ascii="Calibri" w:hAnsi="Calibri" w:eastAsia="Calibri" w:cs="" w:asciiTheme="minorHAnsi" w:cstheme="minorBidi" w:eastAsiaTheme="minorHAnsi" w:hAnsiTheme="minorHAnsi"/>
         <w:sz w:val="22"/>
         <w:szCs w:val="22"/>
         <w:lang w:val="en-US" w:eastAsia="en-US" w:bidi="ar-SA"/>
@@ -25591,6 +25502,7 @@
     <w:rsid w:val="003d5303"/>
     <w:pPr>
       <w:widowControl w:val="false"/>
+      <w:suppressAutoHyphens w:val="true"/>
       <w:bidi w:val="0"/>
       <w:spacing w:before="0" w:after="0"/>
       <w:jc w:val="start"/>
